--- a/קורס בסיסי AI/שיעור 4/מערך למרצה שיעור 4.docx
+++ b/קורס בסיסי AI/שיעור 4/מערך למרצה שיעור 4.docx
@@ -144,6 +144,19 @@
           <w:i w:val="0"/>
           <w:rtl/>
         </w:rPr>
+        <w:t>☐ יומיים לפני המפגש: לשלוח את "הודעת הכנה לפני שיעור 4" (בתיקייה), ולבקש 👍 ממי שפתח את כל החשבונות</w:t>
+      </w:r>
+    </w:p>
+    <w:p>
+      <w:pPr>
+        <w:bidi/>
+        <w:jc w:val="right"/>
+      </w:pPr>
+      <w:r>
+        <w:rPr>
+          <w:i w:val="0"/>
+          <w:rtl/>
+        </w:rPr>
         <w:t>☐ לעדכן את שקופית החדשות לשבוע הנוכחי</w:t>
       </w:r>
     </w:p>
@@ -2330,7 +2343,7 @@
           <w:i w:val="0"/>
           <w:rtl/>
         </w:rPr>
-        <w:t>חמש דקות הפסקה. בינתיים, מי שעוד לא פתח חשבון ב-Make, זה הזמן. הקישור בצ'אט.</w:t>
+        <w:t>חמש דקות הפסקה. בינתיים, ודאו שאתם מחוברים ל-Make ולגוגל פורמס. מי שעוד לא פתח חשבון, זה הזמן. הקישור בצ'אט.</w:t>
       </w:r>
     </w:p>
     <w:p>

--- a/קורס בסיסי AI/שיעור 4/מערך למרצה שיעור 4.docx
+++ b/קורס בסיסי AI/שיעור 4/מערך למרצה שיעור 4.docx
@@ -25,7 +25,7 @@
           <w:i w:val="0"/>
           <w:rtl/>
         </w:rPr>
-        <w:t>כ-108 דקות, 23 שקופיות, בזום. הוראות במה בכתב נטוי. אותו תסריט נמצא בהערות הדובר במצגת ובפרומפטר.</w:t>
+        <w:t>כ-112 דקות, 24 שקופיות, בזום. הוראות במה בכתב נטוי. אותו תסריט נמצא בהערות הדובר במצגת ובפרומפטר.</w:t>
       </w:r>
     </w:p>
     <w:p>
@@ -1859,7 +1859,7 @@
         <w:rPr>
           <w:rtl/>
         </w:rPr>
-        <w:t>שקופית 12: הסוכנים כבר כאן (4 דקות)</w:t>
+        <w:t>שקופית 12: איך סוכן חושב מבפנים (3 דקות)</w:t>
       </w:r>
     </w:p>
     <w:p>
@@ -1879,7 +1879,7 @@
           <w:i w:val="0"/>
           <w:rtl/>
         </w:rPr>
-        <w:t>להכיר ברמת עיקרון את Dots, Grok Bot ו-Instinct, ולהבין את הסיכונים.</w:t>
+        <w:t>להבין את ההיגיון של סוכן: לולאה של תכנון, פעולה ובדיקה.</w:t>
       </w:r>
     </w:p>
     <w:p>
@@ -1911,7 +1911,7 @@
           <w:i w:val="0"/>
           <w:rtl/>
         </w:rPr>
-        <w:t>שלושה סוכנים, כולם חדשים, וכולם בתשלום או בהזמנה. אז רק להכיר.</w:t>
+        <w:t>לפני שנכיר סוכנים, ההיגיון. מה ההבדל בין צ'אט לסוכן?</w:t>
       </w:r>
     </w:p>
     <w:p>
@@ -1924,7 +1924,7 @@
           <w:i w:val="0"/>
           <w:rtl/>
         </w:rPr>
-        <w:t>Dots של OpenAI: עוזר עם מחשב משלו בענן. אומרים לו "עקוב אחרי הלידים ותזכיר לי", והוא עושה.</w:t>
+        <w:t>צ'אט עושה סיבוב אחד: שאלתם, ענה, נגמר.</w:t>
       </w:r>
     </w:p>
     <w:p>
@@ -1937,7 +1937,7 @@
           <w:i w:val="0"/>
           <w:rtl/>
         </w:rPr>
-        <w:t>Grok Bot של xAI: מראים לו פעם אחת משימה בהקלטת מסך, והוא חוזר עליה לבד.</w:t>
+        <w:t>סוכן מסתובב בלולאה. מקבל מטרה, למשל "תזמין לי טכנאי ליום שלישי".</w:t>
       </w:r>
     </w:p>
     <w:p>
@@ -1950,7 +1950,7 @@
           <w:i w:val="0"/>
           <w:rtl/>
         </w:rPr>
-        <w:t>Instinct: שולחים לו הודעה, "תזמין טכנאי ליום שלישי", והוא מתקשר ומסדר.</w:t>
+        <w:t>חושב: מה הצעד הבא? צריך לחפש טכנאי.</w:t>
       </w:r>
     </w:p>
     <w:p>
@@ -1963,7 +1963,7 @@
           <w:i w:val="0"/>
           <w:rtl/>
         </w:rPr>
-        <w:t>מה משותף? נותנים להם מטרה, לא הוראות.</w:t>
+        <w:t>פועל: משתמש בכלי, חיפוש.</w:t>
       </w:r>
     </w:p>
     <w:p>
@@ -1976,7 +1976,7 @@
           <w:i w:val="0"/>
           <w:rtl/>
         </w:rPr>
-        <w:t>ושימו לב למשבצת הצהובה: סוכן עם גישה למייל ולכרטיס אשראי? מתחילים מהרשאות קטנות, ובודקים כל פעולה.</w:t>
+        <w:t>בודק: מצאתי שלושה. הצלחתי? עוד לא.</w:t>
       </w:r>
     </w:p>
     <w:p>
@@ -1986,6 +1986,45 @@
       </w:pPr>
       <w:r>
         <w:rPr>
+          <w:i w:val="0"/>
+          <w:rtl/>
+        </w:rPr>
+        <w:t>וחוזר: מתכנן שוב, מתקשר, בודק ביומן, קובע. עד שהמטרה הושגה.</w:t>
+      </w:r>
+    </w:p>
+    <w:p>
+      <w:pPr>
+        <w:bidi/>
+        <w:jc w:val="right"/>
+      </w:pPr>
+      <w:r>
+        <w:rPr>
+          <w:i w:val="0"/>
+          <w:rtl/>
+        </w:rPr>
+        <w:t>זה כל ההבדל. ולכן סוכן חזק מאוד, וגם צריך הרשאות זהירות.</w:t>
+      </w:r>
+    </w:p>
+    <w:p>
+      <w:pPr>
+        <w:bidi/>
+        <w:jc w:val="right"/>
+      </w:pPr>
+      <w:r>
+        <w:rPr>
+          <w:i w:val="0"/>
+          <w:rtl/>
+        </w:rPr>
+        <w:t>שאלה לצ'אט: איזו משימה הייתם נותנים לסוכן, אם הייתם בטוחים שהוא לא יטעה?</w:t>
+      </w:r>
+    </w:p>
+    <w:p>
+      <w:pPr>
+        <w:bidi/>
+        <w:jc w:val="right"/>
+      </w:pPr>
+      <w:r>
+        <w:rPr>
           <w:b/>
           <w:rtl/>
         </w:rPr>
@@ -1996,7 +2035,7 @@
           <w:i w:val="0"/>
           <w:rtl/>
         </w:rPr>
-        <w:t>"ויש סוכנים שכותבים קוד."</w:t>
+        <w:t>"והנה שלושה סוכנים שכבר קיימים."</w:t>
       </w:r>
     </w:p>
     <w:p>
@@ -2009,7 +2048,7 @@
         <w:rPr>
           <w:rtl/>
         </w:rPr>
-        <w:t>שקופית 13: Codex ו-Claude Code (4 דקות)</w:t>
+        <w:t>שקופית 13: הסוכנים כבר כאן (4 דקות)</w:t>
       </w:r>
     </w:p>
     <w:p>
@@ -2029,7 +2068,7 @@
           <w:i w:val="0"/>
           <w:rtl/>
         </w:rPr>
-        <w:t>להבין במילים פשוטות איך סוכני קוד עובדים.</w:t>
+        <w:t>להכיר ברמת עיקרון את Dots, Grok Bot ו-Instinct, ולהבין את הסיכונים.</w:t>
       </w:r>
     </w:p>
     <w:p>
@@ -2042,14 +2081,13 @@
           <w:b/>
           <w:rtl/>
         </w:rPr>
-        <w:t xml:space="preserve">הכנה מראש: </w:t>
+        <w:t xml:space="preserve">מה לומר: </w:t>
       </w:r>
       <w:r>
         <w:rPr>
           <w:i w:val="0"/>
           <w:rtl/>
         </w:rPr>
-        <w:t>סרטון ההסבר בעברית מוכן להפעלה (קובץ בתיקייה). בשיתוף מסך מסמנים "שיתוף צליל".</w:t>
       </w:r>
     </w:p>
     <w:p>
@@ -2059,16 +2097,10 @@
       </w:pPr>
       <w:r>
         <w:rPr>
-          <w:b/>
-          <w:rtl/>
-        </w:rPr>
-        <w:t xml:space="preserve">מה לומר: </w:t>
-      </w:r>
-      <w:r>
-        <w:rPr>
           <w:i w:val="0"/>
           <w:rtl/>
         </w:rPr>
+        <w:t>שלושה סוכנים, כולם חדשים, וכולם בתשלום או בהזמנה. אז רק להכיר, ואני משתפת מסך עם דוגמאות.</w:t>
       </w:r>
     </w:p>
     <w:p>
@@ -2081,7 +2113,7 @@
           <w:i w:val="0"/>
           <w:rtl/>
         </w:rPr>
-        <w:t>Codex של OpenAI ו-Claude Code של Anthropic הם מתכנתים שעובדים בשבילכם.</w:t>
+        <w:t>Dots של OpenAI: עוזר עם מחשב משלו בענן. אומרים לו "עקוב אחרי הלידים ותזכיר לי", והוא עושה.</w:t>
       </w:r>
     </w:p>
     <w:p>
@@ -2094,7 +2126,7 @@
           <w:i w:val="0"/>
           <w:rtl/>
         </w:rPr>
-        <w:t>הם עובדים בארבעה שלבים: מקבלים משימה במילים, קוראים את הקבצים ומתכננים, כותבים ומריצים קוד ומתקנים שגיאות, ומחזירים לכם לאישור.</w:t>
+        <w:t>Grok Bot של xAI: מראים לו פעם אחת משימה בהקלטת מסך, והוא חוזר עליה לבד.</w:t>
       </w:r>
     </w:p>
     <w:p>
@@ -2107,7 +2139,7 @@
           <w:i w:val="0"/>
           <w:rtl/>
         </w:rPr>
-        <w:t>סרטון של דקה שמסביר את זה.</w:t>
+        <w:t>Instinct: שולחים לו הודעה, "תזמין טכנאי ליום שלישי", והוא מתקשר ומסדר.</w:t>
       </w:r>
     </w:p>
     <w:p>
@@ -2117,11 +2149,10 @@
       </w:pPr>
       <w:r>
         <w:rPr>
-          <w:i/>
-          <w:color w:val="7A5A00"/>
-          <w:rtl/>
-        </w:rPr>
-        <w:t>(מפעילים את הסרטון)</w:t>
+          <w:i w:val="0"/>
+          <w:rtl/>
+        </w:rPr>
+        <w:t>מה משותף? נותנים להם מטרה, לא הוראות.</w:t>
       </w:r>
     </w:p>
     <w:p>
@@ -2134,7 +2165,7 @@
           <w:i w:val="0"/>
           <w:rtl/>
         </w:rPr>
-        <w:t>אתם לא צריכים להיות מתכנתים. אבל כדאי לדעת שזה קיים, כי כך נבנים היום הרבה אתרים ואפליקציות.</w:t>
+        <w:t>ושימו לב למשבצת הצהובה: סוכן עם גישה למייל ולכרטיס אשראי? מתחילים מהרשאות קטנות, ובודקים כל פעולה.</w:t>
       </w:r>
     </w:p>
     <w:p>
@@ -2154,7 +2185,7 @@
           <w:i w:val="0"/>
           <w:rtl/>
         </w:rPr>
-        <w:t>"ואפשר לבנות אפליקציה גם בלי לראות קוד בכלל."</w:t>
+        <w:t>"ויש סוכנים שכותבים קוד."</w:t>
       </w:r>
     </w:p>
     <w:p>
@@ -2167,7 +2198,7 @@
         <w:rPr>
           <w:rtl/>
         </w:rPr>
-        <w:t>שקופית 14: אפליקציה ממילים: Lovable ו-Base44 (3 דקות)</w:t>
+        <w:t>שקופית 14: Codex ו-Claude Code (4 דקות)</w:t>
       </w:r>
     </w:p>
     <w:p>
@@ -2187,7 +2218,7 @@
           <w:i w:val="0"/>
           <w:rtl/>
         </w:rPr>
-        <w:t>לחבר לשאלון החי מהמפגש הראשון, ולתת רעיון לבית.</w:t>
+        <w:t>להבין במילים פשוטות איך סוכני קוד עובדים.</w:t>
       </w:r>
     </w:p>
     <w:p>
@@ -2200,13 +2231,14 @@
           <w:b/>
           <w:rtl/>
         </w:rPr>
-        <w:t xml:space="preserve">מה לומר: </w:t>
+        <w:t xml:space="preserve">הכנה מראש: </w:t>
       </w:r>
       <w:r>
         <w:rPr>
           <w:i w:val="0"/>
           <w:rtl/>
         </w:rPr>
+        <w:t>סרטון ההסבר בעברית מוכן להפעלה (קובץ בתיקייה). בשיתוף מסך מסמנים "שיתוף צליל".</w:t>
       </w:r>
     </w:p>
     <w:p>
@@ -2216,10 +2248,16 @@
       </w:pPr>
       <w:r>
         <w:rPr>
+          <w:b/>
+          <w:rtl/>
+        </w:rPr>
+        <w:t xml:space="preserve">מה לומר: </w:t>
+      </w:r>
+      <w:r>
+        <w:rPr>
           <w:i w:val="0"/>
           <w:rtl/>
         </w:rPr>
-        <w:t>זוכרים את השאלון החי מהמפגש הראשון? אמרתי לכם שלא תכנתתי אותו. תיארתי ל-AI במילים, ב-Lovable.</w:t>
       </w:r>
     </w:p>
     <w:p>
@@ -2232,7 +2270,7 @@
           <w:i w:val="0"/>
           <w:rtl/>
         </w:rPr>
-        <w:t>מתארים את האפליקציה, ה-AI בונה מסכים ומאגר מידע, משפרים בשיחה, ומפרסמים בלחיצה.</w:t>
+        <w:t>Codex של OpenAI ו-Claude Code של Anthropic הם מתכנתים שעובדים בשבילכם.</w:t>
       </w:r>
     </w:p>
     <w:p>
@@ -2245,7 +2283,7 @@
           <w:i w:val="0"/>
           <w:rtl/>
         </w:rPr>
-        <w:t>Lovable ו-Base44 נותנים קרדיטים חינם להתחלה. הקישורים בארגז הכלים.</w:t>
+        <w:t>הם עובדים בארבעה שלבים: מקבלים משימה במילים, קוראים את הקבצים ומתכננים, כותבים ומריצים קוד ומתקנים שגיאות, ומחזירים לכם לאישור.</w:t>
       </w:r>
     </w:p>
     <w:p>
@@ -2258,7 +2296,7 @@
           <w:i w:val="0"/>
           <w:rtl/>
         </w:rPr>
-        <w:t>והרעיון לנסות בבית: טופס הזמנה ללקוחות, רשימת הזמנות, ואישור במייל. ההנחיה על המסך ובחוברת.</w:t>
+        <w:t>סרטון של דקה שמסביר את זה.</w:t>
       </w:r>
     </w:p>
     <w:p>
@@ -2268,6 +2306,33 @@
       </w:pPr>
       <w:r>
         <w:rPr>
+          <w:i/>
+          <w:color w:val="7A5A00"/>
+          <w:rtl/>
+        </w:rPr>
+        <w:t>(מפעילים את הסרטון)</w:t>
+      </w:r>
+    </w:p>
+    <w:p>
+      <w:pPr>
+        <w:bidi/>
+        <w:jc w:val="right"/>
+      </w:pPr>
+      <w:r>
+        <w:rPr>
+          <w:i w:val="0"/>
+          <w:rtl/>
+        </w:rPr>
+        <w:t>אתם לא צריכים להיות מתכנתים. אבל כדאי לדעת שזה קיים, כי כך נבנים היום הרבה אתרים ואפליקציות.</w:t>
+      </w:r>
+    </w:p>
+    <w:p>
+      <w:pPr>
+        <w:bidi/>
+        <w:jc w:val="right"/>
+      </w:pPr>
+      <w:r>
+        <w:rPr>
           <w:b/>
           <w:rtl/>
         </w:rPr>
@@ -2278,7 +2343,7 @@
           <w:i w:val="0"/>
           <w:rtl/>
         </w:rPr>
-        <w:t>"הפסקה קצרה."</w:t>
+        <w:t>"ואפשר לבנות אפליקציה גם בלי לראות קוד בכלל."</w:t>
       </w:r>
     </w:p>
     <w:p>
@@ -2291,7 +2356,7 @@
         <w:rPr>
           <w:rtl/>
         </w:rPr>
-        <w:t>שקופית 15: הפסקה (5 דקות)</w:t>
+        <w:t>שקופית 15: אפליקציה ממילים: Lovable ו-Base44 (3 דקות)</w:t>
       </w:r>
     </w:p>
     <w:p>
@@ -2311,7 +2376,7 @@
           <w:i w:val="0"/>
           <w:rtl/>
         </w:rPr>
-        <w:t>מנוחה, והכנה ל-Make.</w:t>
+        <w:t>לחבר לשאלון החי מהמפגש הראשון, ולתת רעיון לבית.</w:t>
       </w:r>
     </w:p>
     <w:p>
@@ -2343,7 +2408,7 @@
           <w:i w:val="0"/>
           <w:rtl/>
         </w:rPr>
-        <w:t>חמש דקות הפסקה. בינתיים, ודאו שאתם מחוברים ל-Make ולגוגל פורמס. מי שעוד לא פתח חשבון, זה הזמן. הקישור בצ'אט.</w:t>
+        <w:t>זוכרים את השאלון החי מהמפגש הראשון? אמרתי לכם שלא תכנתתי אותו. תיארתי ל-AI במילים, ב-Lovable.</w:t>
       </w:r>
     </w:p>
     <w:p>
@@ -2353,17 +2418,10 @@
       </w:pPr>
       <w:r>
         <w:rPr>
-          <w:b/>
-          <w:rtl/>
-        </w:rPr>
-        <w:t xml:space="preserve">פעולה: </w:t>
-      </w:r>
-      <w:r>
-        <w:rPr>
           <w:i w:val="0"/>
           <w:rtl/>
         </w:rPr>
-        <w:t>מדביקים בצ'אט את הקישור ל-Make ולגוגל פורמס.</w:t>
+        <w:t>מתארים את האפליקציה, ה-AI בונה מסכים ומאגר מידע, משפרים בשיחה, ומפרסמים בלחיצה.</w:t>
       </w:r>
     </w:p>
     <w:p>
@@ -2373,6 +2431,32 @@
       </w:pPr>
       <w:r>
         <w:rPr>
+          <w:i w:val="0"/>
+          <w:rtl/>
+        </w:rPr>
+        <w:t>Lovable ו-Base44 נותנים קרדיטים חינם להתחלה. הקישורים בארגז הכלים.</w:t>
+      </w:r>
+    </w:p>
+    <w:p>
+      <w:pPr>
+        <w:bidi/>
+        <w:jc w:val="right"/>
+      </w:pPr>
+      <w:r>
+        <w:rPr>
+          <w:i w:val="0"/>
+          <w:rtl/>
+        </w:rPr>
+        <w:t>והרעיון לנסות בבית: טופס הזמנה ללקוחות, רשימת הזמנות, ואישור במייל. ההנחיה על המסך ובחוברת.</w:t>
+      </w:r>
+    </w:p>
+    <w:p>
+      <w:pPr>
+        <w:bidi/>
+        <w:jc w:val="right"/>
+      </w:pPr>
+      <w:r>
+        <w:rPr>
           <w:b/>
           <w:rtl/>
         </w:rPr>
@@ -2383,7 +2467,7 @@
           <w:i w:val="0"/>
           <w:rtl/>
         </w:rPr>
-        <w:t>"ברוכים השבים. בונים את האוטומציה הראשונה."</w:t>
+        <w:t>"הפסקה קצרה."</w:t>
       </w:r>
     </w:p>
     <w:p>
@@ -2396,7 +2480,7 @@
         <w:rPr>
           <w:rtl/>
         </w:rPr>
-        <w:t>שקופית 16: פרק 3: האוטומציה הראשונה (0.5 דקות)</w:t>
+        <w:t>שקופית 16: הפסקה (5 דקות)</w:t>
       </w:r>
     </w:p>
     <w:p>
@@ -2416,7 +2500,7 @@
           <w:i w:val="0"/>
           <w:rtl/>
         </w:rPr>
-        <w:t>מעבר לפרק.</w:t>
+        <w:t>מנוחה, והכנה ל-Make.</w:t>
       </w:r>
     </w:p>
     <w:p>
@@ -2448,7 +2532,7 @@
           <w:i w:val="0"/>
           <w:rtl/>
         </w:rPr>
-        <w:t>פרק שלישי, והכי מעשי: אוטומציה אמיתית, בחינם, בלי קוד.</w:t>
+        <w:t>חמש דקות הפסקה. בינתיים, ודאו שאתם מחוברים ל-Make ולגוגל פורמס. מי שעוד לא פתח חשבון, זה הזמן. הקישור בצ'אט.</w:t>
       </w:r>
     </w:p>
     <w:p>
@@ -2461,6 +2545,26 @@
           <w:b/>
           <w:rtl/>
         </w:rPr>
+        <w:t xml:space="preserve">פעולה: </w:t>
+      </w:r>
+      <w:r>
+        <w:rPr>
+          <w:i w:val="0"/>
+          <w:rtl/>
+        </w:rPr>
+        <w:t>מדביקים בצ'אט את הקישור ל-Make ולגוגל פורמס.</w:t>
+      </w:r>
+    </w:p>
+    <w:p>
+      <w:pPr>
+        <w:bidi/>
+        <w:jc w:val="right"/>
+      </w:pPr>
+      <w:r>
+        <w:rPr>
+          <w:b/>
+          <w:rtl/>
+        </w:rPr>
         <w:t xml:space="preserve">מעבר: </w:t>
       </w:r>
       <w:r>
@@ -2468,7 +2572,7 @@
           <w:i w:val="0"/>
           <w:rtl/>
         </w:rPr>
-        <w:t>"קודם, איך Make חושב."</w:t>
+        <w:t>"ברוכים השבים. בונים את האוטומציה הראשונה."</w:t>
       </w:r>
     </w:p>
     <w:p>
@@ -2481,7 +2585,7 @@
         <w:rPr>
           <w:rtl/>
         </w:rPr>
-        <w:t>שקופית 17: איך Make חושב (3 דקות)</w:t>
+        <w:t>שקופית 17: פרק 3: האוטומציה הראשונה (0.5 דקות)</w:t>
       </w:r>
     </w:p>
     <w:p>
@@ -2501,7 +2605,7 @@
           <w:i w:val="0"/>
           <w:rtl/>
         </w:rPr>
-        <w:t>להבין את מבנה טריגר ופעולה.</w:t>
+        <w:t>מעבר לפרק.</w:t>
       </w:r>
     </w:p>
     <w:p>
@@ -2514,14 +2618,13 @@
           <w:b/>
           <w:rtl/>
         </w:rPr>
-        <w:t xml:space="preserve">אפליקציית הקורס: </w:t>
+        <w:t xml:space="preserve">מה לומר: </w:t>
       </w:r>
       <w:r>
         <w:rPr>
           <w:i w:val="0"/>
           <w:rtl/>
         </w:rPr>
-        <w:t>פותחים את האתגר "אוטומציה ראשונה".</w:t>
       </w:r>
     </w:p>
     <w:p>
@@ -2531,16 +2634,10 @@
       </w:pPr>
       <w:r>
         <w:rPr>
-          <w:b/>
-          <w:rtl/>
-        </w:rPr>
-        <w:t xml:space="preserve">מה לומר: </w:t>
-      </w:r>
-      <w:r>
-        <w:rPr>
           <w:i w:val="0"/>
           <w:rtl/>
         </w:rPr>
+        <w:t>פרק שלישי, והכי מעשי: אוטומציה אמיתית, בחינם, בלי קוד.</w:t>
       </w:r>
     </w:p>
     <w:p>
@@ -2550,82 +2647,17 @@
       </w:pPr>
       <w:r>
         <w:rPr>
+          <w:b/>
+          <w:rtl/>
+        </w:rPr>
+        <w:t xml:space="preserve">מעבר: </w:t>
+      </w:r>
+      <w:r>
+        <w:rPr>
           <w:i w:val="0"/>
           <w:rtl/>
         </w:rPr>
-        <w:t>כל אוטומציה בנויה משני חלקים.</w:t>
-      </w:r>
-    </w:p>
-    <w:p>
-      <w:pPr>
-        <w:bidi/>
-        <w:jc w:val="right"/>
-      </w:pPr>
-      <w:r>
-        <w:rPr>
-          <w:i w:val="0"/>
-          <w:rtl/>
-        </w:rPr>
-        <w:t>טריגר: משהו קורה. למשל, לקוח ממלא טופס.</w:t>
-      </w:r>
-    </w:p>
-    <w:p>
-      <w:pPr>
-        <w:bidi/>
-        <w:jc w:val="right"/>
-      </w:pPr>
-      <w:r>
-        <w:rPr>
-          <w:i w:val="0"/>
-          <w:rtl/>
-        </w:rPr>
-        <w:t>ופעולה: משהו נעשה. Make לוקח את הפרטים, שולח ללקוח מייל תודה, ושומר שורה בגיליון.</w:t>
-      </w:r>
-    </w:p>
-    <w:p>
-      <w:pPr>
-        <w:bidi/>
-        <w:jc w:val="right"/>
-      </w:pPr>
-      <w:r>
-        <w:rPr>
-          <w:i w:val="0"/>
-          <w:rtl/>
-        </w:rPr>
-        <w:t>במשפט: "כש... אז...".</w:t>
-      </w:r>
-    </w:p>
-    <w:p>
-      <w:pPr>
-        <w:bidi/>
-        <w:jc w:val="right"/>
-      </w:pPr>
-      <w:r>
-        <w:rPr>
-          <w:i w:val="0"/>
-          <w:rtl/>
-        </w:rPr>
-        <w:t>באפליקציה פתחתי אתגר: כתבו במשפט אחד אוטומציה שהייתם רוצים. "כש[טריגר], אז [פעולה]". הכי שימושית מנצחת.</w:t>
-      </w:r>
-    </w:p>
-    <w:p>
-      <w:pPr>
-        <w:bidi/>
-        <w:jc w:val="right"/>
-      </w:pPr>
-      <w:r>
-        <w:rPr>
-          <w:b/>
-          <w:rtl/>
-        </w:rPr>
-        <w:t xml:space="preserve">מעבר: </w:t>
-      </w:r>
-      <w:r>
-        <w:rPr>
-          <w:i w:val="0"/>
-          <w:rtl/>
-        </w:rPr>
-        <w:t>"ועכשיו בונים יחד."</w:t>
+        <w:t>"קודם, איך Make חושב."</w:t>
       </w:r>
     </w:p>
     <w:p>
@@ -2638,7 +2670,7 @@
         <w:rPr>
           <w:rtl/>
         </w:rPr>
-        <w:t>שקופית 18: בונים יחד: טופס לידים שעונה לבד (20 דקות)</w:t>
+        <w:t>שקופית 18: איך Make חושב (3 דקות)</w:t>
       </w:r>
     </w:p>
     <w:p>
@@ -2658,7 +2690,7 @@
           <w:i w:val="0"/>
           <w:rtl/>
         </w:rPr>
-        <w:t>שכל משתתף יפעיל אוטומציה חינמית אחת.</w:t>
+        <w:t>להבין את מבנה טריגר ופעולה.</w:t>
       </w:r>
     </w:p>
     <w:p>
@@ -2671,14 +2703,14 @@
           <w:b/>
           <w:rtl/>
         </w:rPr>
-        <w:t xml:space="preserve">הכנה מראש: </w:t>
+        <w:t xml:space="preserve">אפליקציית הקורס: </w:t>
       </w:r>
       <w:r>
         <w:rPr>
           <w:i w:val="0"/>
           <w:rtl/>
         </w:rPr>
-        <w:t>דוגמה מוכנה מראש ב-Make לגיבוי. טופס גוגל לדוגמה.</w:t>
+        <w:t>פותחים את האתגר "אוטומציה ראשונה".</w:t>
       </w:r>
     </w:p>
     <w:p>
@@ -2710,7 +2742,7 @@
           <w:i w:val="0"/>
           <w:rtl/>
         </w:rPr>
-        <w:t>בונים יחד, צעד אחרי צעד. אני משתפת מסך ואתם אחריי.</w:t>
+        <w:t>כל אוטומציה בנויה משני חלקים.</w:t>
       </w:r>
     </w:p>
     <w:p>
@@ -2723,7 +2755,7 @@
           <w:i w:val="0"/>
           <w:rtl/>
         </w:rPr>
-        <w:t>אחת: בגוגל פורמס, טופס "צור קשר": שם, מייל, ובמה אפשר לעזור.</w:t>
+        <w:t>טריגר: משהו קורה. למשל, לקוח ממלא טופס.</w:t>
       </w:r>
     </w:p>
     <w:p>
@@ -2736,7 +2768,7 @@
           <w:i w:val="0"/>
           <w:rtl/>
         </w:rPr>
-        <w:t>שתיים: ב-Make, Create scenario. הטריגר: Google Forms, Watch Responses. מחברים את החשבון.</w:t>
+        <w:t>ופעולה: משהו נעשה. Make לוקח את הפרטים, שולח ללקוח מייל תודה, ושומר שורה בגיליון.</w:t>
       </w:r>
     </w:p>
     <w:p>
@@ -2746,11 +2778,10 @@
       </w:pPr>
       <w:r>
         <w:rPr>
-          <w:i/>
-          <w:color w:val="7A5A00"/>
-          <w:rtl/>
-        </w:rPr>
-        <w:t>(מדגימים כל שלב, ומחכים שרובם יגיעו)</w:t>
+          <w:i w:val="0"/>
+          <w:rtl/>
+        </w:rPr>
+        <w:t>במשפט: "כש... אז...".</w:t>
       </w:r>
     </w:p>
     <w:p>
@@ -2763,7 +2794,7 @@
           <w:i w:val="0"/>
           <w:rtl/>
         </w:rPr>
-        <w:t>שלוש: מוסיפים Gmail, Send an email. למי? למייל מהטופס. מה? "תודה שפנית! נחזור אליך תוך יום".</w:t>
+        <w:t>באפליקציה פתחתי אתגר: כתבו במשפט אחד אוטומציה שהייתם רוצים. "כש[טריגר], אז [פעולה]". הכי שימושית מנצחת.</w:t>
       </w:r>
     </w:p>
     <w:p>
@@ -2773,83 +2804,17 @@
       </w:pPr>
       <w:r>
         <w:rPr>
+          <w:b/>
+          <w:rtl/>
+        </w:rPr>
+        <w:t xml:space="preserve">מעבר: </w:t>
+      </w:r>
+      <w:r>
+        <w:rPr>
           <w:i w:val="0"/>
           <w:rtl/>
         </w:rPr>
-        <w:t>ארבע: מוסיפים Google Sheets, Add a row. כל ליד נשמר בגיליון.</w:t>
-      </w:r>
-    </w:p>
-    <w:p>
-      <w:pPr>
-        <w:bidi/>
-        <w:jc w:val="right"/>
-      </w:pPr>
-      <w:r>
-        <w:rPr>
-          <w:i w:val="0"/>
-          <w:rtl/>
-        </w:rPr>
-        <w:t>חמש: Run once. ממלאים את הטופס בעצמכם... ותראו את המייל מגיע!</w:t>
-      </w:r>
-    </w:p>
-    <w:p>
-      <w:pPr>
-        <w:bidi/>
-        <w:jc w:val="right"/>
-      </w:pPr>
-      <w:r>
-        <w:rPr>
-          <w:i/>
-          <w:color w:val="7A5A00"/>
-          <w:rtl/>
-        </w:rPr>
-        <w:t>(רגע הוואו: בודקים את המייל בשידור חי)</w:t>
-      </w:r>
-    </w:p>
-    <w:p>
-      <w:pPr>
-        <w:bidi/>
-        <w:jc w:val="right"/>
-      </w:pPr>
-      <w:r>
-        <w:rPr>
-          <w:i w:val="0"/>
-          <w:rtl/>
-        </w:rPr>
-        <w:t>מדליקים ON, והאוטומציה רצה לבד.</w:t>
-      </w:r>
-    </w:p>
-    <w:p>
-      <w:pPr>
-        <w:bidi/>
-        <w:jc w:val="right"/>
-      </w:pPr>
-      <w:r>
-        <w:rPr>
-          <w:i w:val="0"/>
-          <w:rtl/>
-        </w:rPr>
-        <w:t>נתקעתם? כתבו "עזרה" בצ'אט. ובונוס למתקדמים: מודול AI שמנסח תשובה אישית לכל פנייה.</w:t>
-      </w:r>
-    </w:p>
-    <w:p>
-      <w:pPr>
-        <w:bidi/>
-        <w:jc w:val="right"/>
-      </w:pPr>
-      <w:r>
-        <w:rPr>
-          <w:b/>
-          <w:rtl/>
-        </w:rPr>
-        <w:t xml:space="preserve">מעבר: </w:t>
-      </w:r>
-      <w:r>
-        <w:rPr>
-          <w:i w:val="0"/>
-          <w:rtl/>
-        </w:rPr>
-        <w:t>"ולפני שמשאירים את זה לרוץ, ארבעה כללים."</w:t>
+        <w:t>"ועכשיו בונים יחד."</w:t>
       </w:r>
     </w:p>
     <w:p>
@@ -2862,7 +2827,7 @@
         <w:rPr>
           <w:rtl/>
         </w:rPr>
-        <w:t>שקופית 19: ארבעה כללים לאוטומציה בטוחה (3 דקות)</w:t>
+        <w:t>שקופית 19: בונים יחד: טופס לידים שעונה לבד (20 דקות)</w:t>
       </w:r>
     </w:p>
     <w:p>
@@ -2882,7 +2847,7 @@
           <w:i w:val="0"/>
           <w:rtl/>
         </w:rPr>
-        <w:t>שימוש אחראי באוטומציות ובסוכנים.</w:t>
+        <w:t>שכל משתתף יפעיל אוטומציה חינמית אחת.</w:t>
       </w:r>
     </w:p>
     <w:p>
@@ -2895,13 +2860,14 @@
           <w:b/>
           <w:rtl/>
         </w:rPr>
-        <w:t xml:space="preserve">מה לומר: </w:t>
+        <w:t xml:space="preserve">הכנה מראש: </w:t>
       </w:r>
       <w:r>
         <w:rPr>
           <w:i w:val="0"/>
           <w:rtl/>
         </w:rPr>
+        <w:t>דוגמה מוכנה מראש ב-Make לגיבוי. טופס גוגל לדוגמה.</w:t>
       </w:r>
     </w:p>
     <w:p>
@@ -2911,10 +2877,16 @@
       </w:pPr>
       <w:r>
         <w:rPr>
+          <w:b/>
+          <w:rtl/>
+        </w:rPr>
+        <w:t xml:space="preserve">מה לומר: </w:t>
+      </w:r>
+      <w:r>
+        <w:rPr>
           <w:i w:val="0"/>
           <w:rtl/>
         </w:rPr>
-        <w:t>ארבעה כללים.</w:t>
       </w:r>
     </w:p>
     <w:p>
@@ -2927,7 +2899,7 @@
           <w:i w:val="0"/>
           <w:rtl/>
         </w:rPr>
-        <w:t>אדם מאשר: טיוטה ולא שליחה, הצעה ולא תשלום.</w:t>
+        <w:t>בונים יחד, צעד אחרי צעד. אני משתפת מסך ואתם אחריי.</w:t>
       </w:r>
     </w:p>
     <w:p>
@@ -2940,7 +2912,7 @@
           <w:i w:val="0"/>
           <w:rtl/>
         </w:rPr>
-        <w:t>הרשאות קטנות: מחברים רק את מה שצריך.</w:t>
+        <w:t>אחת: בגוגל פורמס, טופס "צור קשר": שם, מייל, ובמה אפשר לעזור.</w:t>
       </w:r>
     </w:p>
     <w:p>
@@ -2953,7 +2925,7 @@
           <w:i w:val="0"/>
           <w:rtl/>
         </w:rPr>
-        <w:t>יומן פעולות: פעם בשבוע בודקים מה רץ ומה נכשל.</w:t>
+        <w:t>שתיים: ב-Make, Create scenario. הטריגר: Google Forms, Watch Responses. מחברים את החשבון.</w:t>
       </w:r>
     </w:p>
     <w:p>
@@ -2963,10 +2935,11 @@
       </w:pPr>
       <w:r>
         <w:rPr>
-          <w:i w:val="0"/>
-          <w:rtl/>
-        </w:rPr>
-        <w:t>ובלי סודות: סיסמאות ומספרי אשראי לא נכנסים להנחיות.</w:t>
+          <w:i/>
+          <w:color w:val="7A5A00"/>
+          <w:rtl/>
+        </w:rPr>
+        <w:t>(מדגימים כל שלב, ומחכים שרובם יגיעו)</w:t>
       </w:r>
     </w:p>
     <w:p>
@@ -2979,7 +2952,7 @@
           <w:i w:val="0"/>
           <w:rtl/>
         </w:rPr>
-        <w:t>וזוכרים את תיקון 13? פרטי לקוחות נשארים מוגנים, גם באוטומציה.</w:t>
+        <w:t>שלוש: מוסיפים Gmail, Send an email. למי? למייל מהטופס. מה? "תודה שפנית! נחזור אליך תוך יום".</w:t>
       </w:r>
     </w:p>
     <w:p>
@@ -2989,6 +2962,72 @@
       </w:pPr>
       <w:r>
         <w:rPr>
+          <w:i w:val="0"/>
+          <w:rtl/>
+        </w:rPr>
+        <w:t>ארבע: מוסיפים Google Sheets, Add a row. כל ליד נשמר בגיליון.</w:t>
+      </w:r>
+    </w:p>
+    <w:p>
+      <w:pPr>
+        <w:bidi/>
+        <w:jc w:val="right"/>
+      </w:pPr>
+      <w:r>
+        <w:rPr>
+          <w:i w:val="0"/>
+          <w:rtl/>
+        </w:rPr>
+        <w:t>חמש: Run once. ממלאים את הטופס בעצמכם... ותראו את המייל מגיע!</w:t>
+      </w:r>
+    </w:p>
+    <w:p>
+      <w:pPr>
+        <w:bidi/>
+        <w:jc w:val="right"/>
+      </w:pPr>
+      <w:r>
+        <w:rPr>
+          <w:i/>
+          <w:color w:val="7A5A00"/>
+          <w:rtl/>
+        </w:rPr>
+        <w:t>(רגע הוואו: בודקים את המייל בשידור חי)</w:t>
+      </w:r>
+    </w:p>
+    <w:p>
+      <w:pPr>
+        <w:bidi/>
+        <w:jc w:val="right"/>
+      </w:pPr>
+      <w:r>
+        <w:rPr>
+          <w:i w:val="0"/>
+          <w:rtl/>
+        </w:rPr>
+        <w:t>מדליקים ON, והאוטומציה רצה לבד.</w:t>
+      </w:r>
+    </w:p>
+    <w:p>
+      <w:pPr>
+        <w:bidi/>
+        <w:jc w:val="right"/>
+      </w:pPr>
+      <w:r>
+        <w:rPr>
+          <w:i w:val="0"/>
+          <w:rtl/>
+        </w:rPr>
+        <w:t>נתקעתם? כתבו "עזרה" בצ'אט. ובונוס למתקדמים: מודול AI שמנסח תשובה אישית לכל פנייה.</w:t>
+      </w:r>
+    </w:p>
+    <w:p>
+      <w:pPr>
+        <w:bidi/>
+        <w:jc w:val="right"/>
+      </w:pPr>
+      <w:r>
+        <w:rPr>
           <w:b/>
           <w:rtl/>
         </w:rPr>
@@ -2999,7 +3038,7 @@
           <w:i w:val="0"/>
           <w:rtl/>
         </w:rPr>
-        <w:t>"ועכשיו, הרגע שחיכינו לו: יום הצגות."</w:t>
+        <w:t>"ולפני שמשאירים את זה לרוץ, ארבעה כללים."</w:t>
       </w:r>
     </w:p>
     <w:p>
@@ -3012,7 +3051,7 @@
         <w:rPr>
           <w:rtl/>
         </w:rPr>
-        <w:t>שקופית 20: יום הצגות (20 דקות)</w:t>
+        <w:t>שקופית 20: ארבעה כללים לאוטומציה בטוחה (3 דקות)</w:t>
       </w:r>
     </w:p>
     <w:p>
@@ -3032,7 +3071,7 @@
           <w:i w:val="0"/>
           <w:rtl/>
         </w:rPr>
-        <w:t>משתתפים מציגים את העסק שבנו לאורך הקורס.</w:t>
+        <w:t>שימוש אחראי באוטומציות ובסוכנים.</w:t>
       </w:r>
     </w:p>
     <w:p>
@@ -3045,14 +3084,13 @@
           <w:b/>
           <w:rtl/>
         </w:rPr>
-        <w:t xml:space="preserve">אפליקציית הקורס: </w:t>
+        <w:t xml:space="preserve">מה לומר: </w:t>
       </w:r>
       <w:r>
         <w:rPr>
           <w:i w:val="0"/>
           <w:rtl/>
         </w:rPr>
-        <w:t>פותחים הרשמה בלשונית "הגרלה", מגרילים מציגים, ואחר כך פותחים הצבעה.</w:t>
       </w:r>
     </w:p>
     <w:p>
@@ -3062,16 +3100,10 @@
       </w:pPr>
       <w:r>
         <w:rPr>
-          <w:b/>
-          <w:rtl/>
-        </w:rPr>
-        <w:t xml:space="preserve">מה לומר: </w:t>
-      </w:r>
-      <w:r>
-        <w:rPr>
           <w:i w:val="0"/>
           <w:rtl/>
         </w:rPr>
+        <w:t>ארבעה כללים.</w:t>
       </w:r>
     </w:p>
     <w:p>
@@ -3084,7 +3116,7 @@
           <w:i w:val="0"/>
           <w:rtl/>
         </w:rPr>
-        <w:t>ארבעה מפגשים, עסק אחד. עכשיו מראים אותו.</w:t>
+        <w:t>אדם מאשר: טיוטה ולא שליחה, הצעה ולא תשלום.</w:t>
       </w:r>
     </w:p>
     <w:p>
@@ -3097,7 +3129,7 @@
           <w:i w:val="0"/>
           <w:rtl/>
         </w:rPr>
-        <w:t>נרשמים באפליקציה, בלשונית "הגרלה", ומדביקים קישור לאחד התוצרים.</w:t>
+        <w:t>הרשאות קטנות: מחברים רק את מה שצריך.</w:t>
       </w:r>
     </w:p>
     <w:p>
@@ -3107,11 +3139,10 @@
       </w:pPr>
       <w:r>
         <w:rPr>
-          <w:i/>
-          <w:color w:val="7A5A00"/>
-          <w:rtl/>
-        </w:rPr>
-        <w:t>(מחכים שתי דקות ומגרילים)</w:t>
+          <w:i w:val="0"/>
+          <w:rtl/>
+        </w:rPr>
+        <w:t>יומן פעולות: פעם בשבוע בודקים מה רץ ומה נכשל.</w:t>
       </w:r>
     </w:p>
     <w:p>
@@ -3124,7 +3155,7 @@
           <w:i w:val="0"/>
           <w:rtl/>
         </w:rPr>
-        <w:t>דקה לכל מציג: מה העסק, איך נראה המותג, ומה עובד אצלו לבד.</w:t>
+        <w:t>ובלי סודות: סיסמאות ומספרי אשראי לא נכנסים להנחיות.</w:t>
       </w:r>
     </w:p>
     <w:p>
@@ -3134,11 +3165,10 @@
       </w:pPr>
       <w:r>
         <w:rPr>
-          <w:i/>
-          <w:color w:val="7A5A00"/>
-          <w:rtl/>
-        </w:rPr>
-        <w:t>(מגרילים מציגים לפי הזמן, בערך 6 עד 8)</w:t>
+          <w:i w:val="0"/>
+          <w:rtl/>
+        </w:rPr>
+        <w:t>וזוכרים את תיקון 13? פרטי לקוחות נשארים מוגנים, גם באוטומציה.</w:t>
       </w:r>
     </w:p>
     <w:p>
@@ -3148,44 +3178,17 @@
       </w:pPr>
       <w:r>
         <w:rPr>
+          <w:b/>
+          <w:rtl/>
+        </w:rPr>
+        <w:t xml:space="preserve">מעבר: </w:t>
+      </w:r>
+      <w:r>
+        <w:rPr>
           <w:i w:val="0"/>
           <w:rtl/>
         </w:rPr>
-        <w:t>ועכשיו הצבעה: העסק הכי מרשים של הקורס.</w:t>
-      </w:r>
-    </w:p>
-    <w:p>
-      <w:pPr>
-        <w:bidi/>
-        <w:jc w:val="right"/>
-      </w:pPr>
-      <w:r>
-        <w:rPr>
-          <w:i/>
-          <w:color w:val="7A5A00"/>
-          <w:rtl/>
-        </w:rPr>
-        <w:t>(חושפים תוצאות)</w:t>
-      </w:r>
-    </w:p>
-    <w:p>
-      <w:pPr>
-        <w:bidi/>
-        <w:jc w:val="right"/>
-      </w:pPr>
-      <w:r>
-        <w:rPr>
-          <w:b/>
-          <w:rtl/>
-        </w:rPr>
-        <w:t xml:space="preserve">מעבר: </w:t>
-      </w:r>
-      <w:r>
-        <w:rPr>
-          <w:i w:val="0"/>
-          <w:rtl/>
-        </w:rPr>
-        <w:t>"וכל הכלים, במקום אחד."</w:t>
+        <w:t>"ועכשיו, הרגע שחיכינו לו: יום הצגות."</w:t>
       </w:r>
     </w:p>
     <w:p>
@@ -3198,7 +3201,7 @@
         <w:rPr>
           <w:rtl/>
         </w:rPr>
-        <w:t>שקופית 21: ארגז הכלים של היום (2 דקות)</w:t>
+        <w:t>שקופית 21: יום הצגות (20 דקות)</w:t>
       </w:r>
     </w:p>
     <w:p>
@@ -3218,7 +3221,7 @@
           <w:i w:val="0"/>
           <w:rtl/>
         </w:rPr>
-        <w:t>לתת את כל הקישורים להעתקה.</w:t>
+        <w:t>משתתפים מציגים את העסק שבנו לאורך הקורס.</w:t>
       </w:r>
     </w:p>
     <w:p>
@@ -3231,13 +3234,14 @@
           <w:b/>
           <w:rtl/>
         </w:rPr>
-        <w:t xml:space="preserve">מה לומר: </w:t>
+        <w:t xml:space="preserve">אפליקציית הקורס: </w:t>
       </w:r>
       <w:r>
         <w:rPr>
           <w:i w:val="0"/>
           <w:rtl/>
         </w:rPr>
+        <w:t>פותחים הרשמה בלשונית "הגרלה", מגרילים מציגים, ואחר כך פותחים הצבעה.</w:t>
       </w:r>
     </w:p>
     <w:p>
@@ -3247,10 +3251,16 @@
       </w:pPr>
       <w:r>
         <w:rPr>
+          <w:b/>
+          <w:rtl/>
+        </w:rPr>
+        <w:t xml:space="preserve">מה לומר: </w:t>
+      </w:r>
+      <w:r>
+        <w:rPr>
           <w:i w:val="0"/>
           <w:rtl/>
         </w:rPr>
-        <w:t>כל הכלים של היום, עם קישורים להעתקה. חלקם נותנים לכם קרדיטים חינם כשנרשמים דרכם.</w:t>
       </w:r>
     </w:p>
     <w:p>
@@ -3263,7 +3273,7 @@
           <w:i w:val="0"/>
           <w:rtl/>
         </w:rPr>
-        <w:t>הם גם בחוברת, ובארגז הכלים באפליקציה, שנשארת פתוחה גם אחרי הקורס.</w:t>
+        <w:t>ארבעה מפגשים, עסק אחד. עכשיו מראים אותו.</w:t>
       </w:r>
     </w:p>
     <w:p>
@@ -3273,11 +3283,24 @@
       </w:pPr>
       <w:r>
         <w:rPr>
+          <w:i w:val="0"/>
+          <w:rtl/>
+        </w:rPr>
+        <w:t>נרשמים באפליקציה, בלשונית "הגרלה", ומדביקים קישור לאחד התוצרים.</w:t>
+      </w:r>
+    </w:p>
+    <w:p>
+      <w:pPr>
+        <w:bidi/>
+        <w:jc w:val="right"/>
+      </w:pPr>
+      <w:r>
+        <w:rPr>
           <w:i/>
           <w:color w:val="7A5A00"/>
           <w:rtl/>
         </w:rPr>
-        <w:t>(מדביקים את הקישורים בצ'אט)</w:t>
+        <w:t>(מחכים שתי דקות ומגרילים)</w:t>
       </w:r>
     </w:p>
     <w:p>
@@ -3287,6 +3310,60 @@
       </w:pPr>
       <w:r>
         <w:rPr>
+          <w:i w:val="0"/>
+          <w:rtl/>
+        </w:rPr>
+        <w:t>דקה לכל מציג: מה העסק, איך נראה המותג, ומה עובד אצלו לבד.</w:t>
+      </w:r>
+    </w:p>
+    <w:p>
+      <w:pPr>
+        <w:bidi/>
+        <w:jc w:val="right"/>
+      </w:pPr>
+      <w:r>
+        <w:rPr>
+          <w:i/>
+          <w:color w:val="7A5A00"/>
+          <w:rtl/>
+        </w:rPr>
+        <w:t>(מגרילים מציגים לפי הזמן, בערך 6 עד 8)</w:t>
+      </w:r>
+    </w:p>
+    <w:p>
+      <w:pPr>
+        <w:bidi/>
+        <w:jc w:val="right"/>
+      </w:pPr>
+      <w:r>
+        <w:rPr>
+          <w:i w:val="0"/>
+          <w:rtl/>
+        </w:rPr>
+        <w:t>ועכשיו הצבעה: העסק הכי מרשים של הקורס.</w:t>
+      </w:r>
+    </w:p>
+    <w:p>
+      <w:pPr>
+        <w:bidi/>
+        <w:jc w:val="right"/>
+      </w:pPr>
+      <w:r>
+        <w:rPr>
+          <w:i/>
+          <w:color w:val="7A5A00"/>
+          <w:rtl/>
+        </w:rPr>
+        <w:t>(חושפים תוצאות)</w:t>
+      </w:r>
+    </w:p>
+    <w:p>
+      <w:pPr>
+        <w:bidi/>
+        <w:jc w:val="right"/>
+      </w:pPr>
+      <w:r>
+        <w:rPr>
           <w:b/>
           <w:rtl/>
         </w:rPr>
@@ -3297,7 +3374,7 @@
           <w:i w:val="0"/>
           <w:rtl/>
         </w:rPr>
-        <w:t>"בואו נסתכל רגע אחורה."</w:t>
+        <w:t>"וכל הכלים, במקום אחד."</w:t>
       </w:r>
     </w:p>
     <w:p>
@@ -3310,7 +3387,7 @@
         <w:rPr>
           <w:rtl/>
         </w:rPr>
-        <w:t>שקופית 22: מה עשינו בארבעה מפגשים (2 דקות)</w:t>
+        <w:t>שקופית 22: ארגז הכלים של היום (2 דקות)</w:t>
       </w:r>
     </w:p>
     <w:p>
@@ -3330,7 +3407,7 @@
           <w:i w:val="0"/>
           <w:rtl/>
         </w:rPr>
-        <w:t>לסכם את המסע: להכיר, לכתוב, לראות, להפעיל.</w:t>
+        <w:t>לתת את כל הקישורים להעתקה.</w:t>
       </w:r>
     </w:p>
     <w:p>
@@ -3362,7 +3439,7 @@
           <w:i w:val="0"/>
           <w:rtl/>
         </w:rPr>
-        <w:t>ארבעה מפגשים, ארבע שכבות.</w:t>
+        <w:t>כל הכלים של היום, עם קישורים להעתקה. חלקם נותנים לכם קרדיטים חינם כשנרשמים דרכם.</w:t>
       </w:r>
     </w:p>
     <w:p>
@@ -3375,7 +3452,7 @@
           <w:i w:val="0"/>
           <w:rtl/>
         </w:rPr>
-        <w:t>להכיר: הכלים, המודלים, ואיך AI חושב.</w:t>
+        <w:t>הם גם בחוברת, ובארגז הכלים באפליקציה, שנשארת פתוחה גם אחרי הקורס.</w:t>
       </w:r>
     </w:p>
     <w:p>
@@ -3385,10 +3462,11 @@
       </w:pPr>
       <w:r>
         <w:rPr>
-          <w:i w:val="0"/>
-          <w:rtl/>
-        </w:rPr>
-        <w:t>לכתוב: הנחיות, מיילים ואפיון העסק.</w:t>
+          <w:i/>
+          <w:color w:val="7A5A00"/>
+          <w:rtl/>
+        </w:rPr>
+        <w:t>(מדביקים את הקישורים בצ'אט)</w:t>
       </w:r>
     </w:p>
     <w:p>
@@ -3398,56 +3476,17 @@
       </w:pPr>
       <w:r>
         <w:rPr>
+          <w:b/>
+          <w:rtl/>
+        </w:rPr>
+        <w:t xml:space="preserve">מעבר: </w:t>
+      </w:r>
+      <w:r>
+        <w:rPr>
           <w:i w:val="0"/>
           <w:rtl/>
         </w:rPr>
-        <w:t>לראות: מותג, אפליקציה, מצגת, קול ווידאו.</w:t>
-      </w:r>
-    </w:p>
-    <w:p>
-      <w:pPr>
-        <w:bidi/>
-        <w:jc w:val="right"/>
-      </w:pPr>
-      <w:r>
-        <w:rPr>
-          <w:i w:val="0"/>
-          <w:rtl/>
-        </w:rPr>
-        <w:t>ולהפעיל: עוזר, אוטומציה וסוכנים.</w:t>
-      </w:r>
-    </w:p>
-    <w:p>
-      <w:pPr>
-        <w:bidi/>
-        <w:jc w:val="right"/>
-      </w:pPr>
-      <w:r>
-        <w:rPr>
-          <w:i w:val="0"/>
-          <w:rtl/>
-        </w:rPr>
-        <w:t>וההמלצה שלי מכאן: כל שבוע, משימה אחת שעוברת ל-AI. בעוד חצי שנה, העסק שלכם ייראה אחרת.</w:t>
-      </w:r>
-    </w:p>
-    <w:p>
-      <w:pPr>
-        <w:bidi/>
-        <w:jc w:val="right"/>
-      </w:pPr>
-      <w:r>
-        <w:rPr>
-          <w:b/>
-          <w:rtl/>
-        </w:rPr>
-        <w:t xml:space="preserve">מעבר: </w:t>
-      </w:r>
-      <w:r>
-        <w:rPr>
-          <w:i w:val="0"/>
-          <w:rtl/>
-        </w:rPr>
-        <w:t>"ושלושה דברים אחרונים."</w:t>
+        <w:t>"בואו נסתכל רגע אחורה."</w:t>
       </w:r>
     </w:p>
     <w:p>
@@ -3460,7 +3499,157 @@
         <w:rPr>
           <w:rtl/>
         </w:rPr>
-        <w:t>שקופית 23: שלושה דברים לקחת הביתה (3 דקות)</w:t>
+        <w:t>שקופית 23: מה עשינו בארבעה מפגשים (2 דקות)</w:t>
+      </w:r>
+    </w:p>
+    <w:p>
+      <w:pPr>
+        <w:bidi/>
+        <w:jc w:val="right"/>
+      </w:pPr>
+      <w:r>
+        <w:rPr>
+          <w:b/>
+          <w:rtl/>
+        </w:rPr>
+        <w:t xml:space="preserve">מטרה: </w:t>
+      </w:r>
+      <w:r>
+        <w:rPr>
+          <w:i w:val="0"/>
+          <w:rtl/>
+        </w:rPr>
+        <w:t>לסכם את המסע: להכיר, לכתוב, לראות, להפעיל.</w:t>
+      </w:r>
+    </w:p>
+    <w:p>
+      <w:pPr>
+        <w:bidi/>
+        <w:jc w:val="right"/>
+      </w:pPr>
+      <w:r>
+        <w:rPr>
+          <w:b/>
+          <w:rtl/>
+        </w:rPr>
+        <w:t xml:space="preserve">מה לומר: </w:t>
+      </w:r>
+      <w:r>
+        <w:rPr>
+          <w:i w:val="0"/>
+          <w:rtl/>
+        </w:rPr>
+      </w:r>
+    </w:p>
+    <w:p>
+      <w:pPr>
+        <w:bidi/>
+        <w:jc w:val="right"/>
+      </w:pPr>
+      <w:r>
+        <w:rPr>
+          <w:i w:val="0"/>
+          <w:rtl/>
+        </w:rPr>
+        <w:t>ארבעה מפגשים, ארבע שכבות.</w:t>
+      </w:r>
+    </w:p>
+    <w:p>
+      <w:pPr>
+        <w:bidi/>
+        <w:jc w:val="right"/>
+      </w:pPr>
+      <w:r>
+        <w:rPr>
+          <w:i w:val="0"/>
+          <w:rtl/>
+        </w:rPr>
+        <w:t>להכיר: הכלים, המודלים, ואיך AI חושב.</w:t>
+      </w:r>
+    </w:p>
+    <w:p>
+      <w:pPr>
+        <w:bidi/>
+        <w:jc w:val="right"/>
+      </w:pPr>
+      <w:r>
+        <w:rPr>
+          <w:i w:val="0"/>
+          <w:rtl/>
+        </w:rPr>
+        <w:t>לכתוב: הנחיות, מיילים ואפיון העסק.</w:t>
+      </w:r>
+    </w:p>
+    <w:p>
+      <w:pPr>
+        <w:bidi/>
+        <w:jc w:val="right"/>
+      </w:pPr>
+      <w:r>
+        <w:rPr>
+          <w:i w:val="0"/>
+          <w:rtl/>
+        </w:rPr>
+        <w:t>לראות: מותג, אפליקציה, מצגת, קול ווידאו.</w:t>
+      </w:r>
+    </w:p>
+    <w:p>
+      <w:pPr>
+        <w:bidi/>
+        <w:jc w:val="right"/>
+      </w:pPr>
+      <w:r>
+        <w:rPr>
+          <w:i w:val="0"/>
+          <w:rtl/>
+        </w:rPr>
+        <w:t>ולהפעיל: עוזר, אוטומציה וסוכנים.</w:t>
+      </w:r>
+    </w:p>
+    <w:p>
+      <w:pPr>
+        <w:bidi/>
+        <w:jc w:val="right"/>
+      </w:pPr>
+      <w:r>
+        <w:rPr>
+          <w:i w:val="0"/>
+          <w:rtl/>
+        </w:rPr>
+        <w:t>וההמלצה שלי מכאן: כל שבוע, משימה אחת שעוברת ל-AI. בעוד חצי שנה, העסק שלכם ייראה אחרת.</w:t>
+      </w:r>
+    </w:p>
+    <w:p>
+      <w:pPr>
+        <w:bidi/>
+        <w:jc w:val="right"/>
+      </w:pPr>
+      <w:r>
+        <w:rPr>
+          <w:b/>
+          <w:rtl/>
+        </w:rPr>
+        <w:t xml:space="preserve">מעבר: </w:t>
+      </w:r>
+      <w:r>
+        <w:rPr>
+          <w:i w:val="0"/>
+          <w:rtl/>
+        </w:rPr>
+        <w:t>"ושלושה דברים אחרונים."</w:t>
+      </w:r>
+    </w:p>
+    <w:p>
+      <w:pPr>
+        <w:pStyle w:val="Heading2"/>
+        <w:bidi/>
+        <w:jc w:val="right"/>
+      </w:pPr>
+      <w:r>
+        <w:rPr>
+          <w:rtl/>
+        </w:rPr>
+        <w:t>שקופית 24: שלושה דברים לקחת הביתה (3 דקות)</w:t>
       </w:r>
     </w:p>
     <w:p>
